--- a/lab0/Lab0__Updated.docx
+++ b/lab0/Lab0__Updated.docx
@@ -1,6 +1,6 @@
 
 <file path=word/document.xml><?xml version="1.0" encoding="utf-8"?>
-<w:document xmlns:wpc="http://schemas.microsoft.com/office/word/2010/wordprocessingCanvas" xmlns:cx="http://schemas.microsoft.com/office/drawing/2014/chartex" xmlns:cx1="http://schemas.microsoft.com/office/drawing/2015/9/8/chartex" xmlns:cx2="http://schemas.microsoft.com/office/drawing/2015/10/21/chartex" xmlns:cx3="http://schemas.microsoft.com/office/drawing/2016/5/9/chartex" xmlns:cx4="http://schemas.microsoft.com/office/drawing/2016/5/10/chartex" xmlns:cx5="http://schemas.microsoft.com/office/drawing/2016/5/11/chartex" xmlns:cx6="http://schemas.microsoft.com/office/drawing/2016/5/12/chartex" xmlns:cx7="http://schemas.microsoft.com/office/drawing/2016/5/13/chartex" xmlns:cx8="http://schemas.microsoft.com/office/drawing/2016/5/14/chartex" xmlns:mc="http://schemas.openxmlformats.org/markup-compatibility/2006" xmlns:aink="http://schemas.microsoft.com/office/drawing/2016/ink" xmlns:am3d="http://schemas.microsoft.com/office/drawing/2017/model3d" xmlns:o="urn:schemas-microsoft-com:office:office" xmlns:oel="http://schemas.microsoft.com/office/2019/extlst" xmlns:r="http://schemas.openxmlformats.org/officeDocument/2006/relationships" xmlns:m="http://schemas.openxmlformats.org/officeDocument/2006/math" xmlns:v="urn:schemas-microsoft-com:vml" xmlns:wp14="http://schemas.microsoft.com/office/word/2010/wordprocessingDrawing" xmlns:wp="http://schemas.openxmlformats.org/drawingml/2006/wordprocessingDrawing" xmlns:w10="urn:schemas-microsoft-com:office:word" xmlns:w="http://schemas.openxmlformats.org/wordprocessingml/2006/main" xmlns:w14="http://schemas.microsoft.com/office/word/2010/wordml" xmlns:w15="http://schemas.microsoft.com/office/word/2012/wordml" xmlns:w16cex="http://schemas.microsoft.com/office/word/2018/wordml/cex" xmlns:w16cid="http://schemas.microsoft.com/office/word/2016/wordml/cid" xmlns:w16="http://schemas.microsoft.com/office/word/2018/wordml" xmlns:w16du="http://schemas.microsoft.com/office/word/2023/wordml/word16du" xmlns:w16sdtdh="http://schemas.microsoft.com/office/word/2020/wordml/sdtdatahash" xmlns:w16se="http://schemas.microsoft.com/office/word/2015/wordml/symex" xmlns:wpg="http://schemas.microsoft.com/office/word/2010/wordprocessingGroup" xmlns:wpi="http://schemas.microsoft.com/office/word/2010/wordprocessingInk" xmlns:wne="http://schemas.microsoft.com/office/word/2006/wordml" xmlns:wps="http://schemas.microsoft.com/office/word/2010/wordprocessingShape" mc:Ignorable="w14 w15 w16se w16cid w16 w16cex w16sdtdh w16du wp14">
+<w:document xmlns:wpc="http://schemas.microsoft.com/office/word/2010/wordprocessingCanvas" xmlns:cx="http://schemas.microsoft.com/office/drawing/2014/chartex" xmlns:cx1="http://schemas.microsoft.com/office/drawing/2015/9/8/chartex" xmlns:cx2="http://schemas.microsoft.com/office/drawing/2015/10/21/chartex" xmlns:cx3="http://schemas.microsoft.com/office/drawing/2016/5/9/chartex" xmlns:cx4="http://schemas.microsoft.com/office/drawing/2016/5/10/chartex" xmlns:cx5="http://schemas.microsoft.com/office/drawing/2016/5/11/chartex" xmlns:cx6="http://schemas.microsoft.com/office/drawing/2016/5/12/chartex" xmlns:cx7="http://schemas.microsoft.com/office/drawing/2016/5/13/chartex" xmlns:cx8="http://schemas.microsoft.com/office/drawing/2016/5/14/chartex" xmlns:mc="http://schemas.openxmlformats.org/markup-compatibility/2006" xmlns:m="http://schemas.openxmlformats.org/officeDocument/2006/math" xmlns:aink="http://schemas.microsoft.com/office/drawing/2016/ink" xmlns:am3d="http://schemas.microsoft.com/office/drawing/2017/model3d" xmlns:oel="http://schemas.microsoft.com/office/2019/extlst" xmlns:r="http://schemas.openxmlformats.org/officeDocument/2006/relationships" xmlns:wp14="http://schemas.microsoft.com/office/word/2010/wordprocessingDrawing" xmlns:wp="http://schemas.openxmlformats.org/drawingml/2006/wordprocessingDrawing" xmlns:wpg="http://schemas.microsoft.com/office/word/2010/wordprocessingGroup" xmlns:wpi="http://schemas.microsoft.com/office/word/2010/wordprocessingInk" xmlns:wps="http://schemas.microsoft.com/office/word/2010/wordprocessingShape" xmlns:o="urn:schemas-microsoft-com:office:office" xmlns:v="urn:schemas-microsoft-com:vml" xmlns:w10="urn:schemas-microsoft-com:office:word" xmlns:w="http://schemas.openxmlformats.org/wordprocessingml/2006/main" xmlns:w14="http://schemas.microsoft.com/office/word/2010/wordml" xmlns:w15="http://schemas.microsoft.com/office/word/2012/wordml" xmlns:w16cex="http://schemas.microsoft.com/office/word/2018/wordml/cex" xmlns:w16cid="http://schemas.microsoft.com/office/word/2016/wordml/cid" xmlns:w16="http://schemas.microsoft.com/office/word/2018/wordml" xmlns:w16sdtdh="http://schemas.microsoft.com/office/word/2020/wordml/sdtdatahash" xmlns:w16sdtfl="http://schemas.microsoft.com/office/word/2024/wordml/sdtformatlock" xmlns:w16se="http://schemas.microsoft.com/office/word/2015/wordml/symex" xmlns:w16du="http://schemas.microsoft.com/office/word/2023/wordml/word16du" xmlns:wne="http://schemas.microsoft.com/office/word/2006/wordml" mc:Ignorable="w14 w15 w16se w16cid w16 w16cex w16sdtdh w16sdtfl w16du wp14">
   <w:body>
     <w:p>
       <w:pPr>
@@ -201,6 +201,7 @@
         <w:t xml:space="preserve"> create a </w:t>
       </w:r>
       <w:proofErr w:type="spellStart"/>
+      <w:proofErr w:type="gramStart"/>
       <w:r>
         <w:t>makefile</w:t>
       </w:r>
@@ -209,7 +210,11 @@
         <w:t xml:space="preserve"> </w:t>
       </w:r>
       <w:r>
-        <w:t xml:space="preserve"> to run that </w:t>
+        <w:t xml:space="preserve"> to</w:t>
+      </w:r>
+      <w:proofErr w:type="gramEnd"/>
+      <w:r>
+        <w:t xml:space="preserve"> run that </w:t>
       </w:r>
       <w:r>
         <w:t>l0</w:t>
@@ -242,6 +247,63 @@
       </w:r>
       <w:r>
         <w:t xml:space="preserve"> file.</w:t>
+      </w:r>
+    </w:p>
+    <w:p/>
+    <w:p>
+      <w:pPr>
+        <w:pStyle w:val="ListParagraph"/>
+      </w:pPr>
+      <w:r>
+        <w:rPr>
+          <w:noProof/>
+        </w:rPr>
+        <w:drawing>
+          <wp:inline distT="0" distB="0" distL="0" distR="0" wp14:anchorId="477257BE" wp14:editId="387B095A">
+            <wp:extent cx="5080883" cy="3087071"/>
+            <wp:effectExtent l="38100" t="38100" r="37465" b="37465"/>
+            <wp:docPr id="1093695541" name="Picture 1"/>
+            <wp:cNvGraphicFramePr>
+              <a:graphicFrameLocks xmlns:a="http://schemas.openxmlformats.org/drawingml/2006/main" noChangeAspect="1"/>
+            </wp:cNvGraphicFramePr>
+            <a:graphic xmlns:a="http://schemas.openxmlformats.org/drawingml/2006/main">
+              <a:graphicData uri="http://schemas.openxmlformats.org/drawingml/2006/picture">
+                <pic:pic xmlns:pic="http://schemas.openxmlformats.org/drawingml/2006/picture">
+                  <pic:nvPicPr>
+                    <pic:cNvPr id="1093695541" name="Picture 1093695541"/>
+                    <pic:cNvPicPr/>
+                  </pic:nvPicPr>
+                  <pic:blipFill>
+                    <a:blip r:embed="rId6" cstate="print">
+                      <a:extLst>
+                        <a:ext uri="{28A0092B-C50C-407E-A947-70E740481C1C}">
+                          <a14:useLocalDpi xmlns:a14="http://schemas.microsoft.com/office/drawing/2010/main" val="0"/>
+                        </a:ext>
+                      </a:extLst>
+                    </a:blip>
+                    <a:stretch>
+                      <a:fillRect/>
+                    </a:stretch>
+                  </pic:blipFill>
+                  <pic:spPr>
+                    <a:xfrm>
+                      <a:off x="0" y="0"/>
+                      <a:ext cx="5106989" cy="3102933"/>
+                    </a:xfrm>
+                    <a:prstGeom prst="rect">
+                      <a:avLst/>
+                    </a:prstGeom>
+                    <a:ln w="28575">
+                      <a:solidFill>
+                        <a:schemeClr val="tx1"/>
+                      </a:solidFill>
+                    </a:ln>
+                  </pic:spPr>
+                </pic:pic>
+              </a:graphicData>
+            </a:graphic>
+          </wp:inline>
+        </w:drawing>
       </w:r>
     </w:p>
     <w:p>
@@ -275,13 +337,37 @@
       </w:r>
       <w:proofErr w:type="gramEnd"/>
       <w:r>
-        <w:t xml:space="preserve">LastnameFirstname_CSCI6330(Or 43300)Lab0.zip) via </w:t>
+        <w:t xml:space="preserve">LastnameFirstname_CSCI6330(Or </w:t>
+      </w:r>
+      <w:proofErr w:type="gramStart"/>
+      <w:r>
+        <w:t>43300)Lab0.zip</w:t>
+      </w:r>
+      <w:proofErr w:type="gramEnd"/>
+      <w:r>
+        <w:t xml:space="preserve">) via </w:t>
       </w:r>
       <w:r>
         <w:t xml:space="preserve">D2l </w:t>
       </w:r>
       <w:r>
-        <w:t xml:space="preserve">containing all of your project files in D2L,including  </w:t>
+        <w:t xml:space="preserve">containing </w:t>
+      </w:r>
+      <w:proofErr w:type="gramStart"/>
+      <w:r>
+        <w:t>all of</w:t>
+      </w:r>
+      <w:proofErr w:type="gramEnd"/>
+      <w:r>
+        <w:t xml:space="preserve"> your project files in D2</w:t>
+      </w:r>
+      <w:proofErr w:type="gramStart"/>
+      <w:r>
+        <w:t>L,including</w:t>
+      </w:r>
+      <w:proofErr w:type="gramEnd"/>
+      <w:r>
+        <w:t xml:space="preserve">  </w:t>
       </w:r>
       <w:r>
         <w:t xml:space="preserve"> this Lab0.docx file, </w:t>
@@ -321,6 +407,7 @@
         <w:pStyle w:val="ListParagraph"/>
       </w:pPr>
       <w:r>
+        <w:lastRenderedPageBreak/>
         <w:t>and simply type:</w:t>
       </w:r>
     </w:p>
@@ -439,7 +526,6 @@
         <w:rPr>
           <w:noProof/>
         </w:rPr>
-        <w:lastRenderedPageBreak/>
         <w:drawing>
           <wp:inline distT="0" distB="0" distL="0" distR="0" wp14:anchorId="515C87CE" wp14:editId="376202FA">
             <wp:extent cx="5943600" cy="3543300"/>
@@ -456,7 +542,7 @@
                     <pic:cNvPicPr/>
                   </pic:nvPicPr>
                   <pic:blipFill>
-                    <a:blip r:embed="rId6"/>
+                    <a:blip r:embed="rId7"/>
                     <a:stretch>
                       <a:fillRect/>
                     </a:stretch>
@@ -775,7 +861,21 @@
         <w:rPr>
           <w:color w:val="000000" w:themeColor="text1"/>
         </w:rPr>
-        <w:t xml:space="preserve"> it looks like similar to this</w:t>
+        <w:t xml:space="preserve"> it looks like </w:t>
+      </w:r>
+      <w:proofErr w:type="gramStart"/>
+      <w:r>
+        <w:rPr>
+          <w:color w:val="000000" w:themeColor="text1"/>
+        </w:rPr>
+        <w:t>similar to</w:t>
+      </w:r>
+      <w:proofErr w:type="gramEnd"/>
+      <w:r>
+        <w:rPr>
+          <w:color w:val="000000" w:themeColor="text1"/>
+        </w:rPr>
+        <w:t xml:space="preserve"> this</w:t>
       </w:r>
     </w:p>
     <w:p>
@@ -983,7 +1083,6 @@
         <w:rPr>
           <w:color w:val="B4C6E7" w:themeColor="accent1" w:themeTint="66"/>
         </w:rPr>
-        <w:lastRenderedPageBreak/>
         <w:t xml:space="preserve"> make</w:t>
       </w:r>
     </w:p>
@@ -1014,7 +1113,7 @@
                     <pic:cNvPicPr/>
                   </pic:nvPicPr>
                   <pic:blipFill>
-                    <a:blip r:embed="rId7"/>
+                    <a:blip r:embed="rId8"/>
                     <a:stretch>
                       <a:fillRect/>
                     </a:stretch>
@@ -1096,7 +1195,7 @@
                     <pic:cNvPicPr/>
                   </pic:nvPicPr>
                   <pic:blipFill>
-                    <a:blip r:embed="rId8"/>
+                    <a:blip r:embed="rId9"/>
                     <a:stretch>
                       <a:fillRect/>
                     </a:stretch>
@@ -1271,7 +1370,7 @@
 </file>
 
 <file path=word/numbering.xml><?xml version="1.0" encoding="utf-8"?>
-<w:numbering xmlns:wpc="http://schemas.microsoft.com/office/word/2010/wordprocessingCanvas" xmlns:cx="http://schemas.microsoft.com/office/drawing/2014/chartex" xmlns:cx1="http://schemas.microsoft.com/office/drawing/2015/9/8/chartex" xmlns:cx2="http://schemas.microsoft.com/office/drawing/2015/10/21/chartex" xmlns:cx3="http://schemas.microsoft.com/office/drawing/2016/5/9/chartex" xmlns:cx4="http://schemas.microsoft.com/office/drawing/2016/5/10/chartex" xmlns:cx5="http://schemas.microsoft.com/office/drawing/2016/5/11/chartex" xmlns:cx6="http://schemas.microsoft.com/office/drawing/2016/5/12/chartex" xmlns:cx7="http://schemas.microsoft.com/office/drawing/2016/5/13/chartex" xmlns:cx8="http://schemas.microsoft.com/office/drawing/2016/5/14/chartex" xmlns:mc="http://schemas.openxmlformats.org/markup-compatibility/2006" xmlns:aink="http://schemas.microsoft.com/office/drawing/2016/ink" xmlns:am3d="http://schemas.microsoft.com/office/drawing/2017/model3d" xmlns:o="urn:schemas-microsoft-com:office:office" xmlns:oel="http://schemas.microsoft.com/office/2019/extlst" xmlns:r="http://schemas.openxmlformats.org/officeDocument/2006/relationships" xmlns:m="http://schemas.openxmlformats.org/officeDocument/2006/math" xmlns:v="urn:schemas-microsoft-com:vml" xmlns:wp14="http://schemas.microsoft.com/office/word/2010/wordprocessingDrawing" xmlns:wp="http://schemas.openxmlformats.org/drawingml/2006/wordprocessingDrawing" xmlns:w10="urn:schemas-microsoft-com:office:word" xmlns:w="http://schemas.openxmlformats.org/wordprocessingml/2006/main" xmlns:w14="http://schemas.microsoft.com/office/word/2010/wordml" xmlns:w15="http://schemas.microsoft.com/office/word/2012/wordml" xmlns:w16cex="http://schemas.microsoft.com/office/word/2018/wordml/cex" xmlns:w16cid="http://schemas.microsoft.com/office/word/2016/wordml/cid" xmlns:w16="http://schemas.microsoft.com/office/word/2018/wordml" xmlns:w16du="http://schemas.microsoft.com/office/word/2023/wordml/word16du" xmlns:w16sdtdh="http://schemas.microsoft.com/office/word/2020/wordml/sdtdatahash" xmlns:w16se="http://schemas.microsoft.com/office/word/2015/wordml/symex" xmlns:wpg="http://schemas.microsoft.com/office/word/2010/wordprocessingGroup" xmlns:wpi="http://schemas.microsoft.com/office/word/2010/wordprocessingInk" xmlns:wne="http://schemas.microsoft.com/office/word/2006/wordml" xmlns:wps="http://schemas.microsoft.com/office/word/2010/wordprocessingShape" mc:Ignorable="w14 w15 w16se w16cid w16 w16cex w16sdtdh w16du wp14">
+<w:numbering xmlns:wpc="http://schemas.microsoft.com/office/word/2010/wordprocessingCanvas" xmlns:cx="http://schemas.microsoft.com/office/drawing/2014/chartex" xmlns:cx1="http://schemas.microsoft.com/office/drawing/2015/9/8/chartex" xmlns:cx2="http://schemas.microsoft.com/office/drawing/2015/10/21/chartex" xmlns:cx3="http://schemas.microsoft.com/office/drawing/2016/5/9/chartex" xmlns:cx4="http://schemas.microsoft.com/office/drawing/2016/5/10/chartex" xmlns:cx5="http://schemas.microsoft.com/office/drawing/2016/5/11/chartex" xmlns:cx6="http://schemas.microsoft.com/office/drawing/2016/5/12/chartex" xmlns:cx7="http://schemas.microsoft.com/office/drawing/2016/5/13/chartex" xmlns:cx8="http://schemas.microsoft.com/office/drawing/2016/5/14/chartex" xmlns:mc="http://schemas.openxmlformats.org/markup-compatibility/2006" xmlns:m="http://schemas.openxmlformats.org/officeDocument/2006/math" xmlns:aink="http://schemas.microsoft.com/office/drawing/2016/ink" xmlns:am3d="http://schemas.microsoft.com/office/drawing/2017/model3d" xmlns:oel="http://schemas.microsoft.com/office/2019/extlst" xmlns:r="http://schemas.openxmlformats.org/officeDocument/2006/relationships" xmlns:wp14="http://schemas.microsoft.com/office/word/2010/wordprocessingDrawing" xmlns:wp="http://schemas.openxmlformats.org/drawingml/2006/wordprocessingDrawing" xmlns:wpg="http://schemas.microsoft.com/office/word/2010/wordprocessingGroup" xmlns:wpi="http://schemas.microsoft.com/office/word/2010/wordprocessingInk" xmlns:wps="http://schemas.microsoft.com/office/word/2010/wordprocessingShape" xmlns:o="urn:schemas-microsoft-com:office:office" xmlns:v="urn:schemas-microsoft-com:vml" xmlns:w10="urn:schemas-microsoft-com:office:word" xmlns:w="http://schemas.openxmlformats.org/wordprocessingml/2006/main" xmlns:w14="http://schemas.microsoft.com/office/word/2010/wordml" xmlns:w15="http://schemas.microsoft.com/office/word/2012/wordml" xmlns:w16cex="http://schemas.microsoft.com/office/word/2018/wordml/cex" xmlns:w16cid="http://schemas.microsoft.com/office/word/2016/wordml/cid" xmlns:w16="http://schemas.microsoft.com/office/word/2018/wordml" xmlns:w16sdtdh="http://schemas.microsoft.com/office/word/2020/wordml/sdtdatahash" xmlns:w16sdtfl="http://schemas.microsoft.com/office/word/2024/wordml/sdtformatlock" xmlns:w16se="http://schemas.microsoft.com/office/word/2015/wordml/symex" xmlns:w16du="http://schemas.microsoft.com/office/word/2023/wordml/word16du" xmlns:wne="http://schemas.microsoft.com/office/word/2006/wordml" mc:Ignorable="w14 w15 w16se w16cid w16 w16cex w16sdtdh w16sdtfl w16du wp14">
   <w:abstractNum w:abstractNumId="0" w15:restartNumberingAfterBreak="0">
     <w:nsid w:val="31BF2360"/>
     <w:multiLevelType w:val="hybridMultilevel"/>
@@ -1484,7 +1583,7 @@
 </file>
 
 <file path=word/styles.xml><?xml version="1.0" encoding="utf-8"?>
-<w:styles xmlns:mc="http://schemas.openxmlformats.org/markup-compatibility/2006" xmlns:r="http://schemas.openxmlformats.org/officeDocument/2006/relationships" xmlns:w="http://schemas.openxmlformats.org/wordprocessingml/2006/main" xmlns:w14="http://schemas.microsoft.com/office/word/2010/wordml" xmlns:w15="http://schemas.microsoft.com/office/word/2012/wordml" xmlns:w16cex="http://schemas.microsoft.com/office/word/2018/wordml/cex" xmlns:w16cid="http://schemas.microsoft.com/office/word/2016/wordml/cid" xmlns:w16="http://schemas.microsoft.com/office/word/2018/wordml" xmlns:w16du="http://schemas.microsoft.com/office/word/2023/wordml/word16du" xmlns:w16sdtdh="http://schemas.microsoft.com/office/word/2020/wordml/sdtdatahash" xmlns:w16se="http://schemas.microsoft.com/office/word/2015/wordml/symex" mc:Ignorable="w14 w15 w16se w16cid w16 w16cex w16sdtdh w16du">
+<w:styles xmlns:mc="http://schemas.openxmlformats.org/markup-compatibility/2006" xmlns:r="http://schemas.openxmlformats.org/officeDocument/2006/relationships" xmlns:w="http://schemas.openxmlformats.org/wordprocessingml/2006/main" xmlns:w14="http://schemas.microsoft.com/office/word/2010/wordml" xmlns:w15="http://schemas.microsoft.com/office/word/2012/wordml" xmlns:w16cex="http://schemas.microsoft.com/office/word/2018/wordml/cex" xmlns:w16cid="http://schemas.microsoft.com/office/word/2016/wordml/cid" xmlns:w16="http://schemas.microsoft.com/office/word/2018/wordml" xmlns:w16sdtdh="http://schemas.microsoft.com/office/word/2020/wordml/sdtdatahash" xmlns:w16sdtfl="http://schemas.microsoft.com/office/word/2024/wordml/sdtformatlock" xmlns:w16se="http://schemas.microsoft.com/office/word/2015/wordml/symex" xmlns:w16du="http://schemas.microsoft.com/office/word/2023/wordml/word16du" mc:Ignorable="w14 w15 w16se w16cid w16 w16cex w16sdtdh w16sdtfl w16du">
   <w:docDefaults>
     <w:rPrDefault>
       <w:rPr>
@@ -1881,6 +1980,7 @@
   <w:style w:type="character" w:default="1" w:styleId="DefaultParagraphFont">
     <w:name w:val="Default Paragraph Font"/>
     <w:uiPriority w:val="1"/>
+    <w:semiHidden/>
     <w:unhideWhenUsed/>
   </w:style>
   <w:style w:type="table" w:default="1" w:styleId="TableNormal">
